--- a/public/documents/Frunco_Ruiz_Resume.docx
+++ b/public/documents/Frunco_Ruiz_Resume.docx
@@ -4,247 +4,550 @@
   <w:body>
     <w:p>
       <w:pPr>
+        <w:spacing w:after="20"/>
         <w:jc w:val="center"/>
       </w:pPr>
       <w:r>
         <w:rPr>
+          <w:rFonts w:ascii="Aptos Display" w:hAnsi="Aptos Display"/>
           <w:b/>
-          <w:sz w:val="40"/>
+          <w:sz w:val="44"/>
         </w:rPr>
         <w:t>FRUNCO RUIZ</w:t>
       </w:r>
     </w:p>
     <w:p>
       <w:pPr>
+        <w:spacing w:after="40"/>
         <w:jc w:val="center"/>
       </w:pPr>
       <w:r>
         <w:rPr>
+          <w:rFonts w:ascii="Aptos" w:hAnsi="Aptos"/>
           <w:b/>
-          <w:sz w:val="22"/>
+          <w:sz w:val="20"/>
         </w:rPr>
-        <w:t>FULL-STACK DEVELOPER | React • Next.js • TypeScript • Node.js • PostgreSQL</w:t>
+        <w:t>FULL-STACK DEVELOPER &amp; AI PRODUCT BUILDER</w:t>
       </w:r>
     </w:p>
     <w:p>
       <w:pPr>
+        <w:spacing w:after="160"/>
         <w:jc w:val="center"/>
       </w:pPr>
       <w:r>
         <w:rPr>
-          <w:sz w:val="17"/>
+          <w:rFonts w:ascii="Aptos" w:hAnsi="Aptos"/>
+          <w:sz w:val="16"/>
         </w:rPr>
-        <w:t>Los Angeles, California, USA  |  [Email]  |  [Phone]  |  [Portfolio]  |  [GitHub]  |  [LinkedIn]</w:t>
+        <w:t>Los Angeles, California, USA  •  azulrio906top@gmail.com  •  my-portfolio-seven-one.vercel.app  •  github.com/joanacristovao8511-debug</w:t>
       </w:r>
     </w:p>
     <w:p>
       <w:pPr>
-        <w:pStyle w:val="Heading1"/>
+        <w:spacing w:before="160" w:after="80"/>
       </w:pPr>
       <w:r>
+        <w:rPr>
+          <w:rFonts w:ascii="Aptos" w:hAnsi="Aptos"/>
+          <w:b/>
+          <w:sz w:val="22"/>
+        </w:rPr>
         <w:t>PROFESSIONAL SUMMARY</w:t>
       </w:r>
     </w:p>
     <w:p>
+      <w:pPr>
+        <w:spacing w:after="80"/>
+      </w:pPr>
       <w:r>
-        <w:t>Creative and hands-on Full-Stack Developer focused on building modern, responsive, and interactive web applications. Experienced with React, Next.js, TypeScript, Tailwind CSS, Node.js, PostgreSQL, authentication, REST APIs, and database-driven applications. Interested in combining software engineering with AI-assisted development and modern UI/UX to create polished, practical digital experiences.</w:t>
+        <w:t>Full-stack developer and product builder creating polished web applications, business platforms and AI-powered experiences. Builds end-to-end systems spanning frontend architecture, backend services, APIs, databases, authentication, AI/LLM integrations and product-focused UX, with an emphasis on usability, performance, maintainability and real business value.</w:t>
       </w:r>
     </w:p>
     <w:p>
       <w:pPr>
-        <w:pStyle w:val="Heading1"/>
+        <w:spacing w:before="160" w:after="80"/>
       </w:pPr>
       <w:r>
+        <w:rPr>
+          <w:rFonts w:ascii="Aptos" w:hAnsi="Aptos"/>
+          <w:b/>
+          <w:sz w:val="22"/>
+        </w:rPr>
         <w:t>TECHNICAL SKILLS</w:t>
       </w:r>
     </w:p>
     <w:p>
+      <w:pPr>
+        <w:spacing w:after="20"/>
+      </w:pPr>
       <w:r>
-        <w:t>Frontend: React, Next.js, TypeScript, JavaScript, HTML5, CSS3, Tailwind CSS</w:t>
-        <w:br/>
-        <w:t>Backend: Node.js, REST APIs, API Routes, Authentication</w:t>
-        <w:br/>
-        <w:t>Database: PostgreSQL, Prisma ORM, Database Design, Migrations, Seeding</w:t>
-        <w:br/>
-        <w:t>State &amp; UI: Zustand, Framer Motion, Responsive Design, Dark/Light Mode</w:t>
-        <w:br/>
-        <w:t>AI: AI Chatbots, AI-Assisted Development, AI Coding Tools, AI Integration</w:t>
-        <w:br/>
-        <w:t>Tools &amp; DevOps: Git, GitHub, Docker, VS Code</w:t>
-        <w:br/>
-        <w:t>Development: CRUD Applications, Full-Stack Architecture, Testing, API Development</w:t>
+        <w:rPr>
+          <w:b/>
+          <w:sz w:val="18"/>
+        </w:rPr>
+        <w:t xml:space="preserve">Frontend: </w:t>
+      </w:r>
+      <w:r>
+        <w:rPr>
+          <w:sz w:val="18"/>
+        </w:rPr>
+        <w:t>React, Next.js, TypeScript, JavaScript, Tailwind CSS, Zustand, HTML5, CSS3</w:t>
       </w:r>
     </w:p>
     <w:p>
       <w:pPr>
-        <w:pStyle w:val="Heading1"/>
+        <w:spacing w:after="20"/>
       </w:pPr>
       <w:r>
-        <w:t>FEATURED PROJECT</w:t>
+        <w:rPr>
+          <w:b/>
+          <w:sz w:val="18"/>
+        </w:rPr>
+        <w:t xml:space="preserve">Backend: </w:t>
+      </w:r>
+      <w:r>
+        <w:rPr>
+          <w:sz w:val="18"/>
+        </w:rPr>
+        <w:t>Node.js, Express, REST APIs, Authentication, NextAuth</w:t>
       </w:r>
     </w:p>
     <w:p>
       <w:pPr>
-        <w:pStyle w:val="Heading2"/>
+        <w:spacing w:after="20"/>
       </w:pPr>
       <w:r>
-        <w:t>AI-Powered Developer Portfolio</w:t>
+        <w:rPr>
+          <w:b/>
+          <w:sz w:val="18"/>
+        </w:rPr>
+        <w:t xml:space="preserve">Database: </w:t>
+      </w:r>
+      <w:r>
+        <w:rPr>
+          <w:sz w:val="18"/>
+        </w:rPr>
+        <w:t>PostgreSQL, SQLite, MongoDB, Prisma, Redis</w:t>
       </w:r>
     </w:p>
     <w:p>
+      <w:pPr>
+        <w:spacing w:after="20"/>
+      </w:pPr>
       <w:r>
-        <w:t>Next.js • React • TypeScript • Tailwind CSS • Node.js • PostgreSQL • Prisma</w:t>
+        <w:rPr>
+          <w:b/>
+          <w:sz w:val="18"/>
+        </w:rPr>
+        <w:t xml:space="preserve">AI &amp; Automation: </w:t>
+      </w:r>
+      <w:r>
+        <w:rPr>
+          <w:sz w:val="18"/>
+        </w:rPr>
+        <w:t>Generative AI, RAG, AI Agents, AI Integration, AI Assistants, OpenAI, LLM Integration, AI Automation</w:t>
+      </w:r>
+    </w:p>
+    <w:p>
+      <w:pPr>
+        <w:spacing w:after="20"/>
+      </w:pPr>
+      <w:r>
+        <w:rPr>
+          <w:b/>
+          <w:sz w:val="18"/>
+        </w:rPr>
+        <w:t xml:space="preserve">DevOps: </w:t>
+      </w:r>
+      <w:r>
+        <w:rPr>
+          <w:sz w:val="18"/>
+        </w:rPr>
+        <w:t>Git, GitHub, Docker, Vitest</w:t>
+      </w:r>
+    </w:p>
+    <w:p>
+      <w:pPr>
+        <w:spacing w:before="160" w:after="80"/>
+      </w:pPr>
+      <w:r>
+        <w:rPr>
+          <w:rFonts w:ascii="Aptos" w:hAnsi="Aptos"/>
+          <w:b/>
+          <w:sz w:val="22"/>
+        </w:rPr>
+        <w:t>PROFESSIONAL EXPERIENCE</w:t>
+      </w:r>
+    </w:p>
+    <w:p>
+      <w:pPr>
+        <w:spacing w:after="0"/>
+      </w:pPr>
+      <w:r>
+        <w:rPr>
+          <w:b/>
+          <w:sz w:val="20"/>
+        </w:rPr>
+        <w:t>Full-Stack Developer &amp; AI Product Engineer</w:t>
+      </w:r>
+      <w:r>
+        <w:rPr>
+          <w:i/>
+        </w:rPr>
+        <w:t xml:space="preserve">  |  May 2023 — Present</w:t>
+      </w:r>
+    </w:p>
+    <w:p>
+      <w:pPr>
+        <w:spacing w:after="20"/>
+      </w:pPr>
+      <w:r>
+        <w:rPr>
+          <w:b/>
+          <w:sz w:val="17"/>
+        </w:rPr>
+        <w:t>Independent / Freelance · Remote</w:t>
+      </w:r>
+    </w:p>
+    <w:p>
+      <w:pPr>
+        <w:spacing w:after="80"/>
+      </w:pPr>
+      <w:r>
+        <w:t>Lead end-to-end development of AI-powered applications and modern web platforms across frontend architecture, backend services, API design, database systems, authentication and AI/LLM integrations. Build scalable product foundations, intelligent workflows and polished user experiences from prototype to production.</w:t>
+      </w:r>
+    </w:p>
+    <w:p>
+      <w:pPr>
+        <w:spacing w:after="0"/>
+      </w:pPr>
+      <w:r>
+        <w:rPr>
+          <w:b/>
+          <w:sz w:val="20"/>
+        </w:rPr>
+        <w:t>Senior Full-Stack Developer</w:t>
+      </w:r>
+      <w:r>
+        <w:rPr>
+          <w:i/>
+        </w:rPr>
+        <w:t xml:space="preserve">  |  Jan 2021 — Apr 2022</w:t>
+      </w:r>
+    </w:p>
+    <w:p>
+      <w:pPr>
+        <w:spacing w:after="20"/>
+      </w:pPr>
+      <w:r>
+        <w:rPr>
+          <w:b/>
+          <w:sz w:val="17"/>
+        </w:rPr>
+        <w:t>Product Development · Remote</w:t>
+      </w:r>
+    </w:p>
+    <w:p>
+      <w:pPr>
+        <w:spacing w:after="80"/>
+      </w:pPr>
+      <w:r>
+        <w:t>Led development of modern web platforms and internal business applications across frontend and backend systems. Built reusable component architectures, REST APIs, database-driven workflows, authentication systems and responsive interfaces while working closely with product and design requirements.</w:t>
+      </w:r>
+    </w:p>
+    <w:p>
+      <w:pPr>
+        <w:spacing w:after="0"/>
+      </w:pPr>
+      <w:r>
+        <w:rPr>
+          <w:b/>
+          <w:sz w:val="20"/>
+        </w:rPr>
+        <w:t>Frontend Developer</w:t>
+      </w:r>
+      <w:r>
+        <w:rPr>
+          <w:i/>
+        </w:rPr>
+        <w:t xml:space="preserve">  |  Jan 2019 — Dec 2020</w:t>
+      </w:r>
+    </w:p>
+    <w:p>
+      <w:pPr>
+        <w:spacing w:after="20"/>
+      </w:pPr>
+      <w:r>
+        <w:rPr>
+          <w:b/>
+          <w:sz w:val="17"/>
+        </w:rPr>
+        <w:t>Software Development · Remote</w:t>
+      </w:r>
+    </w:p>
+    <w:p>
+      <w:pPr>
+        <w:spacing w:after="80"/>
+      </w:pPr>
+      <w:r>
+        <w:t>Developed production-grade responsive interfaces using modern JavaScript frameworks and component-based architectures. Focused on reusable UI systems, performance, accessibility, responsive design and translating product requirements into polished user experiences.</w:t>
+      </w:r>
+    </w:p>
+    <w:p>
+      <w:pPr>
+        <w:spacing w:before="160" w:after="80"/>
+      </w:pPr>
+      <w:r>
+        <w:rPr>
+          <w:rFonts w:ascii="Aptos" w:hAnsi="Aptos"/>
+          <w:b/>
+          <w:sz w:val="22"/>
+        </w:rPr>
+        <w:t>SELECTED PROJECTS</w:t>
+      </w:r>
+    </w:p>
+    <w:p>
+      <w:pPr>
+        <w:spacing w:after="0"/>
+      </w:pPr>
+      <w:r>
+        <w:rPr>
+          <w:b/>
+          <w:sz w:val="19"/>
+        </w:rPr>
+        <w:t>AI Workflow Automation</w:t>
+      </w:r>
+      <w:r>
+        <w:rPr>
+          <w:i/>
+        </w:rPr>
+        <w:t xml:space="preserve">  |  AI, Automation, Node.js, APIs, TypeScript</w:t>
+      </w:r>
+    </w:p>
+    <w:p>
+      <w:pPr>
+        <w:spacing w:after="60"/>
+      </w:pPr>
+      <w:r>
+        <w:t>Automation system combining AI capabilities with structured business workflows to reduce repetitive manual tasks.</w:t>
+      </w:r>
+    </w:p>
+    <w:p>
+      <w:pPr>
+        <w:spacing w:after="0"/>
+      </w:pPr>
+      <w:r>
+        <w:rPr>
+          <w:b/>
+          <w:sz w:val="19"/>
+        </w:rPr>
+        <w:t>Retrieval-Augmented Generation</w:t>
+      </w:r>
+      <w:r>
+        <w:rPr>
+          <w:i/>
+        </w:rPr>
+        <w:t xml:space="preserve">  |  Next.js, React, TypeScript, Tailwind CSS, RAG</w:t>
+      </w:r>
+    </w:p>
+    <w:p>
+      <w:pPr>
+        <w:spacing w:after="60"/>
+      </w:pPr>
+      <w:r>
+        <w:t>Production-ready RAG system focused on grounding AI responses with relevant source context and a production-minded architecture.</w:t>
+      </w:r>
+    </w:p>
+    <w:p>
+      <w:pPr>
+        <w:spacing w:after="0"/>
+      </w:pPr>
+      <w:r>
+        <w:rPr>
+          <w:b/>
+          <w:sz w:val="19"/>
+        </w:rPr>
+        <w:t>Developer Portfolio CMS</w:t>
+      </w:r>
+      <w:r>
+        <w:rPr>
+          <w:i/>
+        </w:rPr>
+        <w:t xml:space="preserve">  |  Next.js, Prisma, PostgreSQL, OpenAI, Vercel</w:t>
+      </w:r>
+    </w:p>
+    <w:p>
+      <w:pPr>
+        <w:spacing w:after="60"/>
+      </w:pPr>
+      <w:r>
+        <w:t>Content-driven developer portfolio with project management, skills, experience and an authenticated admin dashboard.</w:t>
+      </w:r>
+    </w:p>
+    <w:p>
+      <w:pPr>
+        <w:spacing w:after="0"/>
+      </w:pPr>
+      <w:r>
+        <w:rPr>
+          <w:b/>
+          <w:sz w:val="19"/>
+        </w:rPr>
+        <w:t>Business Management Platform</w:t>
+      </w:r>
+      <w:r>
+        <w:rPr>
+          <w:i/>
+        </w:rPr>
+        <w:t xml:space="preserve">  |  Next.js, TailwindCSS, Vercel</w:t>
+      </w:r>
+    </w:p>
+    <w:p>
+      <w:pPr>
+        <w:spacing w:after="60"/>
+      </w:pPr>
+      <w:r>
+        <w:t>Full-stack business application for customers, workflows, records and day-to-day operations.</w:t>
+      </w:r>
+    </w:p>
+    <w:p>
+      <w:pPr>
+        <w:spacing w:after="0"/>
+      </w:pPr>
+      <w:r>
+        <w:rPr>
+          <w:b/>
+          <w:sz w:val="19"/>
+        </w:rPr>
+        <w:t>SaaS Analytics Dashboard</w:t>
+      </w:r>
+      <w:r>
+        <w:rPr>
+          <w:i/>
+        </w:rPr>
+        <w:t xml:space="preserve">  |  React, Next.js, TypeScript, Tailwind CSS</w:t>
+      </w:r>
+    </w:p>
+    <w:p>
+      <w:pPr>
+        <w:spacing w:after="60"/>
+      </w:pPr>
+      <w:r>
+        <w:t>Responsive analytics dashboard for business performance, users, revenue and operational metrics.</w:t>
+      </w:r>
+    </w:p>
+    <w:p>
+      <w:pPr>
+        <w:spacing w:after="0"/>
+      </w:pPr>
+      <w:r>
+        <w:rPr>
+          <w:b/>
+          <w:sz w:val="19"/>
+        </w:rPr>
+        <w:t>AI-Powered Portfolio Assistant</w:t>
+      </w:r>
+      <w:r>
+        <w:rPr>
+          <w:i/>
+        </w:rPr>
+        <w:t xml:space="preserve">  |  Next.js, React, TypeScript, OpenAI, Tailwind CSS</w:t>
+      </w:r>
+    </w:p>
+    <w:p>
+      <w:pPr>
+        <w:spacing w:after="60"/>
+      </w:pPr>
+      <w:r>
+        <w:t>Conversational assistant that helps visitors explore skills, projects, experience and services using contextual portfolio knowledge.</w:t>
+      </w:r>
+    </w:p>
+    <w:p>
+      <w:pPr>
+        <w:spacing w:before="160" w:after="80"/>
+      </w:pPr>
+      <w:r>
+        <w:rPr>
+          <w:rFonts w:ascii="Aptos" w:hAnsi="Aptos"/>
+          <w:b/>
+          <w:sz w:val="22"/>
+        </w:rPr>
+        <w:t>EDUCATION</w:t>
+      </w:r>
+    </w:p>
+    <w:p>
+      <w:pPr>
+        <w:spacing w:after="40"/>
+      </w:pPr>
+      <w:r>
+        <w:rPr>
+          <w:b/>
+        </w:rPr>
+        <w:t>Vietnam National University, Hanoi</w:t>
+      </w:r>
+      <w:r>
+        <w:t xml:space="preserve">  |  Bachelor's degree in Computer Science</w:t>
+      </w:r>
+    </w:p>
+    <w:p>
+      <w:pPr>
+        <w:spacing w:before="160" w:after="80"/>
+      </w:pPr>
+      <w:r>
+        <w:rPr>
+          <w:rFonts w:ascii="Aptos" w:hAnsi="Aptos"/>
+          <w:b/>
+          <w:sz w:val="22"/>
+        </w:rPr>
+        <w:t>WORKING APPROACH</w:t>
       </w:r>
     </w:p>
     <w:p>
       <w:pPr>
         <w:pStyle w:val="ListBullet"/>
         <w:spacing w:after="20"/>
+        <w:ind w:left="259" w:hanging="173"/>
       </w:pPr>
       <w:r>
-        <w:t>Built a modern personal developer portfolio with a database-driven architecture.</w:t>
+        <w:rPr>
+          <w:rFonts w:ascii="Aptos" w:hAnsi="Aptos"/>
+          <w:sz w:val="18"/>
+        </w:rPr>
+        <w:t>Business first — understand the goal before choosing the technology.</w:t>
       </w:r>
     </w:p>
     <w:p>
       <w:pPr>
         <w:pStyle w:val="ListBullet"/>
         <w:spacing w:after="20"/>
+        <w:ind w:left="259" w:hanging="173"/>
       </w:pPr>
       <w:r>
-        <w:t>Developed an administrative dashboard for managing skills, projects, experience, and profile information.</w:t>
+        <w:rPr>
+          <w:rFonts w:ascii="Aptos" w:hAnsi="Aptos"/>
+          <w:sz w:val="18"/>
+        </w:rPr>
+        <w:t>Clean engineering — build software that is reliable, maintainable and ready to grow.</w:t>
       </w:r>
     </w:p>
     <w:p>
       <w:pPr>
         <w:pStyle w:val="ListBullet"/>
         <w:spacing w:after="20"/>
+        <w:ind w:left="259" w:hanging="173"/>
       </w:pPr>
       <w:r>
-        <w:t>Implemented CRUD functionality for portfolio content and connected application data to PostgreSQL through Prisma.</w:t>
-      </w:r>
-    </w:p>
-    <w:p>
-      <w:pPr>
-        <w:pStyle w:val="ListBullet"/>
-        <w:spacing w:after="20"/>
-      </w:pPr>
-      <w:r>
-        <w:t>Integrated an AI chatbot to let visitors interact conversationally with portfolio information.</w:t>
-      </w:r>
-    </w:p>
-    <w:p>
-      <w:pPr>
-        <w:pStyle w:val="ListBullet"/>
-        <w:spacing w:after="20"/>
-      </w:pPr>
-      <w:r>
-        <w:t>Designed responsive interfaces with modern animations and interactive UI elements.</w:t>
-      </w:r>
-    </w:p>
-    <w:p>
-      <w:pPr>
-        <w:pStyle w:val="ListBullet"/>
-        <w:spacing w:after="20"/>
-      </w:pPr>
-      <w:r>
-        <w:t>Implemented authentication and protected administrative functionality.</w:t>
-      </w:r>
-    </w:p>
-    <w:p>
-      <w:pPr>
-        <w:pStyle w:val="ListBullet"/>
-        <w:spacing w:after="20"/>
-      </w:pPr>
-      <w:r>
-        <w:t>Added project presentations with technology information, descriptions, images, and external links.</w:t>
-      </w:r>
-    </w:p>
-    <w:p>
-      <w:pPr>
-        <w:pStyle w:val="Heading1"/>
-      </w:pPr>
-      <w:r>
-        <w:t>ADDITIONAL PROJECTS</w:t>
-      </w:r>
-    </w:p>
-    <w:p>
-      <w:pPr>
-        <w:pStyle w:val="Heading2"/>
-      </w:pPr>
-      <w:r>
-        <w:t>Full-Stack Web Applications</w:t>
-      </w:r>
-    </w:p>
-    <w:p>
-      <w:r>
-        <w:t>React • Next.js • TypeScript • Node.js • PostgreSQL</w:t>
-      </w:r>
-    </w:p>
-    <w:p>
-      <w:pPr>
-        <w:pStyle w:val="ListBullet"/>
-        <w:spacing w:after="20"/>
-      </w:pPr>
-      <w:r>
-        <w:t>Designed and developed full-stack applications using modern JavaScript/TypeScript technologies.</w:t>
-      </w:r>
-    </w:p>
-    <w:p>
-      <w:pPr>
-        <w:pStyle w:val="ListBullet"/>
-        <w:spacing w:after="20"/>
-      </w:pPr>
-      <w:r>
-        <w:t>Created reusable frontend components and responsive interfaces.</w:t>
-      </w:r>
-    </w:p>
-    <w:p>
-      <w:pPr>
-        <w:pStyle w:val="ListBullet"/>
-        <w:spacing w:after="20"/>
-      </w:pPr>
-      <w:r>
-        <w:t>Developed backend APIs and database integrations.</w:t>
-      </w:r>
-    </w:p>
-    <w:p>
-      <w:pPr>
-        <w:pStyle w:val="ListBullet"/>
-        <w:spacing w:after="20"/>
-      </w:pPr>
-      <w:r>
-        <w:t>Implemented authentication, relational database workflows, migrations, and seeded development data.</w:t>
-      </w:r>
-    </w:p>
-    <w:p>
-      <w:pPr>
-        <w:pStyle w:val="Heading1"/>
-      </w:pPr>
-      <w:r>
-        <w:t>EDUCATION</w:t>
-      </w:r>
-    </w:p>
-    <w:p>
-      <w:r>
-        <w:t>[Degree / Program] — [School / University], [Year]</w:t>
-      </w:r>
-    </w:p>
-    <w:p>
-      <w:pPr>
-        <w:pStyle w:val="Heading1"/>
-      </w:pPr>
-      <w:r>
-        <w:t>CERTIFICATIONS</w:t>
-      </w:r>
-    </w:p>
-    <w:p>
-      <w:r>
-        <w:t>[Certification, if applicable]</w:t>
+        <w:rPr>
+          <w:rFonts w:ascii="Aptos" w:hAnsi="Aptos"/>
+          <w:sz w:val="18"/>
+        </w:rPr>
+        <w:t>Long-term thinking — create systems that continue working after launch.</w:t>
       </w:r>
     </w:p>
     <w:sectPr>
       <w:pgSz w:w="12240" w:h="15840"/>
-      <w:pgMar w:top="792" w:right="1008" w:bottom="792" w:left="1008" w:header="720" w:footer="720" w:gutter="0"/>
+      <w:pgMar w:top="792" w:right="936" w:bottom="792" w:left="936" w:header="720" w:footer="720" w:gutter="0"/>
       <w:cols w:space="720"/>
       <w:docGrid w:linePitch="360"/>
     </w:sectPr>
@@ -617,7 +920,7 @@
     <w:rsid w:val="00FC693F"/>
     <w:rPr>
       <w:rFonts w:ascii="Aptos" w:hAnsi="Aptos"/>
-      <w:sz w:val="19"/>
+      <w:sz w:val="18"/>
     </w:rPr>
   </w:style>
   <w:style w:type="paragraph" w:styleId="Header">
@@ -679,11 +982,11 @@
       <w:outlineLvl w:val="0"/>
     </w:pPr>
     <w:rPr>
-      <w:rFonts w:asciiTheme="majorHAnsi" w:eastAsiaTheme="majorEastAsia" w:hAnsiTheme="majorHAnsi" w:cstheme="majorBidi" w:ascii="Aptos" w:hAnsi="Aptos"/>
+      <w:rFonts w:asciiTheme="majorHAnsi" w:eastAsiaTheme="majorEastAsia" w:hAnsiTheme="majorHAnsi" w:cstheme="majorBidi"/>
       <w:b/>
       <w:bCs/>
       <w:color w:val="365F91" w:themeColor="accent1" w:themeShade="BF"/>
-      <w:sz w:val="24"/>
+      <w:sz w:val="28"/>
       <w:szCs w:val="28"/>
     </w:rPr>
   </w:style>
@@ -703,11 +1006,11 @@
       <w:outlineLvl w:val="1"/>
     </w:pPr>
     <w:rPr>
-      <w:rFonts w:asciiTheme="majorHAnsi" w:eastAsiaTheme="majorEastAsia" w:hAnsiTheme="majorHAnsi" w:cstheme="majorBidi" w:ascii="Aptos" w:hAnsi="Aptos"/>
+      <w:rFonts w:asciiTheme="majorHAnsi" w:eastAsiaTheme="majorEastAsia" w:hAnsiTheme="majorHAnsi" w:cstheme="majorBidi"/>
       <w:b/>
       <w:bCs/>
       <w:color w:val="4F81BD" w:themeColor="accent1"/>
-      <w:sz w:val="21"/>
+      <w:sz w:val="26"/>
       <w:szCs w:val="26"/>
     </w:rPr>
   </w:style>
@@ -968,11 +1271,11 @@
       <w:contextualSpacing/>
     </w:pPr>
     <w:rPr>
-      <w:rFonts w:asciiTheme="majorHAnsi" w:eastAsiaTheme="majorEastAsia" w:hAnsiTheme="majorHAnsi" w:cstheme="majorBidi" w:ascii="Aptos" w:hAnsi="Aptos"/>
+      <w:rFonts w:asciiTheme="majorHAnsi" w:eastAsiaTheme="majorEastAsia" w:hAnsiTheme="majorHAnsi" w:cstheme="majorBidi"/>
       <w:color w:val="17365D" w:themeColor="text2" w:themeShade="BF"/>
       <w:spacing w:val="5"/>
       <w:kern w:val="28"/>
-      <w:sz w:val="40"/>
+      <w:sz w:val="52"/>
       <w:szCs w:val="52"/>
     </w:rPr>
   </w:style>

--- a/public/documents/Frunco_Ruiz_Resume.docx
+++ b/public/documents/Frunco_Ruiz_Resume.docx
@@ -75,8 +75,6 @@
         </w:rPr>
         <w:t xml:space="preserve"> San Miguel</w:t>
       </w:r>
-      <w:bookmarkStart w:id="0" w:name="_GoBack"/>
-      <w:bookmarkEnd w:id="0"/>
       <w:r>
         <w:rPr>
           <w:rFonts w:ascii="Aptos" w:hAnsi="Aptos"/>
@@ -100,8 +98,26 @@
           <w:sz w:val="18"/>
           <w:szCs w:val="24"/>
         </w:rPr>
-        <w:t>•  azulrio906top@gmail.com  •  my-portfolio-seven-one.vercel.app  •  github.com/joanacristovao8511-debug</w:t>
+        <w:t xml:space="preserve">•  </w:t>
       </w:r>
+      <w:r>
+        <w:rPr>
+          <w:rFonts w:ascii="Aptos" w:hAnsi="Aptos"/>
+          <w:sz w:val="18"/>
+          <w:szCs w:val="24"/>
+        </w:rPr>
+        <w:t>joanacristovao8511</w:t>
+      </w:r>
+      <w:r>
+        <w:rPr>
+          <w:rFonts w:ascii="Aptos" w:hAnsi="Aptos"/>
+          <w:sz w:val="18"/>
+          <w:szCs w:val="24"/>
+        </w:rPr>
+        <w:t>@gmail.com  •  my-portfolio-seven-one.vercel.app  •  github.com/joanacristovao8511-debug</w:t>
+      </w:r>
+      <w:bookmarkStart w:id="0" w:name="_GoBack"/>
+      <w:bookmarkEnd w:id="0"/>
     </w:p>
     <w:p>
       <w:pPr>

--- a/public/documents/Frunco_Ruiz_Resume.docx
+++ b/public/documents/Frunco_Ruiz_Resume.docx
@@ -116,8 +116,6 @@
         </w:rPr>
         <w:t>@gmail.com  •  my-portfolio-seven-one.vercel.app  •  github.com/joanacristovao8511-debug</w:t>
       </w:r>
-      <w:bookmarkStart w:id="0" w:name="_GoBack"/>
-      <w:bookmarkEnd w:id="0"/>
     </w:p>
     <w:p>
       <w:pPr>
@@ -861,6 +859,25 @@
     </w:p>
     <w:p>
       <w:pPr>
+        <w:spacing w:after="60"/>
+        <w:rPr>
+          <w:color w:val="0000FF"/>
+          <w:sz w:val="20"/>
+          <w:szCs w:val="24"/>
+        </w:rPr>
+      </w:pPr>
+      <w:r>
+        <w:rPr>
+          <w:rFonts w:hint="default"/>
+          <w:color w:val="0000FF"/>
+          <w:sz w:val="20"/>
+          <w:szCs w:val="24"/>
+        </w:rPr>
+        <w:t>https://nodify.app/</w:t>
+      </w:r>
+    </w:p>
+    <w:p>
+      <w:pPr>
         <w:spacing w:after="0"/>
         <w:rPr>
           <w:sz w:val="20"/>
@@ -902,6 +919,34 @@
     </w:p>
     <w:p>
       <w:pPr>
+        <w:spacing w:after="60"/>
+        <w:rPr>
+          <w:color w:val="0000FF"/>
+          <w:sz w:val="20"/>
+          <w:szCs w:val="24"/>
+        </w:rPr>
+      </w:pPr>
+      <w:r>
+        <w:rPr>
+          <w:rFonts w:hint="default"/>
+          <w:color w:val="0000FF"/>
+          <w:sz w:val="20"/>
+          <w:szCs w:val="24"/>
+        </w:rPr>
+        <w:t>https://rag-app.bhaveshg.dev</w:t>
+      </w:r>
+    </w:p>
+    <w:p>
+      <w:pPr>
+        <w:spacing w:after="60"/>
+        <w:rPr>
+          <w:sz w:val="20"/>
+          <w:szCs w:val="24"/>
+        </w:rPr>
+      </w:pPr>
+    </w:p>
+    <w:p>
+      <w:pPr>
         <w:spacing w:after="0"/>
         <w:rPr>
           <w:sz w:val="20"/>
@@ -943,6 +988,25 @@
     </w:p>
     <w:p>
       <w:pPr>
+        <w:spacing w:after="60"/>
+        <w:rPr>
+          <w:color w:val="0000FF"/>
+          <w:sz w:val="20"/>
+          <w:szCs w:val="24"/>
+        </w:rPr>
+      </w:pPr>
+      <w:r>
+        <w:rPr>
+          <w:rFonts w:hint="default"/>
+          <w:color w:val="0000FF"/>
+          <w:sz w:val="20"/>
+          <w:szCs w:val="24"/>
+        </w:rPr>
+        <w:t>https://nellavio.com</w:t>
+      </w:r>
+    </w:p>
+    <w:p>
+      <w:pPr>
         <w:spacing w:after="0"/>
         <w:rPr>
           <w:sz w:val="20"/>
@@ -999,52 +1063,32 @@
     </w:p>
     <w:p>
       <w:pPr>
-        <w:spacing w:after="0"/>
-        <w:rPr>
+        <w:spacing w:after="60"/>
+        <w:rPr>
+          <w:color w:val="0000FF"/>
           <w:sz w:val="20"/>
           <w:szCs w:val="24"/>
         </w:rPr>
       </w:pPr>
       <w:r>
         <w:rPr>
-          <w:b/>
+          <w:rFonts w:hint="default"/>
+          <w:color w:val="0000FF"/>
           <w:sz w:val="20"/>
           <w:szCs w:val="24"/>
         </w:rPr>
-        <w:t>Developer Portfolio CMS</w:t>
-      </w:r>
-      <w:r>
-        <w:rPr>
-          <w:i/>
-          <w:sz w:val="20"/>
-          <w:szCs w:val="24"/>
-        </w:rPr>
-        <w:t xml:space="preserve">  |  Next.js, Prisma, PostgreSQL, OpenAI, Vercel</w:t>
+        <w:t>https://demo.sellf.app</w:t>
       </w:r>
     </w:p>
     <w:p>
       <w:pPr>
-        <w:spacing w:after="60"/>
         <w:rPr>
           <w:sz w:val="20"/>
           <w:szCs w:val="24"/>
         </w:rPr>
       </w:pPr>
-      <w:r>
-        <w:rPr>
-          <w:sz w:val="20"/>
-          <w:szCs w:val="24"/>
-        </w:rPr>
-        <w:t>Content-driven developer portfolio with project management, skills, experience and an authenticated admin dashboard.</w:t>
-      </w:r>
-    </w:p>
-    <w:p>
-      <w:pPr>
-        <w:rPr>
-          <w:sz w:val="20"/>
-          <w:szCs w:val="24"/>
-        </w:rPr>
-      </w:pPr>
+      <w:bookmarkStart w:id="0" w:name="_GoBack"/>
+      <w:bookmarkEnd w:id="0"/>
       <w:r>
         <w:rPr>
           <w:rFonts w:ascii="Aptos" w:hAnsi="Aptos"/>

--- a/public/documents/Frunco_Ruiz_Resume.docx
+++ b/public/documents/Frunco_Ruiz_Resume.docx
@@ -98,23 +98,17 @@
           <w:sz w:val="18"/>
           <w:szCs w:val="24"/>
         </w:rPr>
-        <w:t xml:space="preserve">•  </w:t>
+        <w:t xml:space="preserve">• </w:t>
       </w:r>
+      <w:bookmarkStart w:id="0" w:name="_GoBack"/>
+      <w:bookmarkEnd w:id="0"/>
       <w:r>
         <w:rPr>
           <w:rFonts w:ascii="Aptos" w:hAnsi="Aptos"/>
           <w:sz w:val="18"/>
           <w:szCs w:val="24"/>
         </w:rPr>
-        <w:t>joanacristovao8511</w:t>
-      </w:r>
-      <w:r>
-        <w:rPr>
-          <w:rFonts w:ascii="Aptos" w:hAnsi="Aptos"/>
-          <w:sz w:val="18"/>
-          <w:szCs w:val="24"/>
-        </w:rPr>
-        <w:t>@gmail.com  •  my-portfolio-seven-one.vercel.app  •  github.com/joanacristovao8511-debug</w:t>
+        <w:t xml:space="preserve"> joanacristovao8511@gmail.com  •  my-portfolio-seven-one.vercel.app  •  github.com/joanacristovao8511-debug</w:t>
       </w:r>
     </w:p>
     <w:p>
@@ -983,7 +977,22 @@
           <w:sz w:val="20"/>
           <w:szCs w:val="24"/>
         </w:rPr>
-        <w:t>Full-stack business application for customers, workflows, records and day-to-day operations.</w:t>
+        <w:t xml:space="preserve">Full-stack business application for customers, workflows, </w:t>
+      </w:r>
+      <w:r>
+        <w:rPr>
+          <w:sz w:val="20"/>
+          <w:szCs w:val="24"/>
+          <w:lang w:val="en-US"/>
+        </w:rPr>
+        <w:t>records,</w:t>
+      </w:r>
+      <w:r>
+        <w:rPr>
+          <w:sz w:val="20"/>
+          <w:szCs w:val="24"/>
+        </w:rPr>
+        <w:t xml:space="preserve"> and day-to-day operations.</w:t>
       </w:r>
     </w:p>
     <w:p>
@@ -1019,7 +1028,24 @@
           <w:sz w:val="20"/>
           <w:szCs w:val="24"/>
         </w:rPr>
-        <w:t>SaaS Analytic Dashboard</w:t>
+        <w:t xml:space="preserve">SaaS </w:t>
+      </w:r>
+      <w:r>
+        <w:rPr>
+          <w:b/>
+          <w:sz w:val="20"/>
+          <w:szCs w:val="24"/>
+          <w:lang w:val="en-US"/>
+        </w:rPr>
+        <w:t>Analytics</w:t>
+      </w:r>
+      <w:r>
+        <w:rPr>
+          <w:b/>
+          <w:sz w:val="20"/>
+          <w:szCs w:val="24"/>
+        </w:rPr>
+        <w:t xml:space="preserve"> Dashboard</w:t>
       </w:r>
       <w:r>
         <w:rPr>
@@ -1058,7 +1084,22 @@
           <w:sz w:val="20"/>
           <w:szCs w:val="24"/>
         </w:rPr>
-        <w:t xml:space="preserve"> dashboard for business performance, users, revenue and operational metrics.</w:t>
+        <w:t xml:space="preserve"> dashboard for business performance, users, </w:t>
+      </w:r>
+      <w:r>
+        <w:rPr>
+          <w:sz w:val="20"/>
+          <w:szCs w:val="24"/>
+          <w:lang w:val="en-US"/>
+        </w:rPr>
+        <w:t>revenue,</w:t>
+      </w:r>
+      <w:r>
+        <w:rPr>
+          <w:sz w:val="20"/>
+          <w:szCs w:val="24"/>
+        </w:rPr>
+        <w:t xml:space="preserve"> and operational metrics.</w:t>
       </w:r>
     </w:p>
     <w:p>
@@ -1087,8 +1128,6 @@
           <w:szCs w:val="24"/>
         </w:rPr>
       </w:pPr>
-      <w:bookmarkStart w:id="0" w:name="_GoBack"/>
-      <w:bookmarkEnd w:id="0"/>
       <w:r>
         <w:rPr>
           <w:rFonts w:ascii="Aptos" w:hAnsi="Aptos"/>
@@ -1115,7 +1154,7 @@
           <w:szCs w:val="24"/>
           <w:lang w:val="en-US"/>
         </w:rPr>
-        <w:t>University of Nebraska-Omaha</w:t>
+        <w:t>University of Nebraska - Omaha</w:t>
       </w:r>
       <w:r>
         <w:rPr>
@@ -1132,14 +1171,14 @@
           <w:szCs w:val="24"/>
           <w:lang w:val="en-US"/>
         </w:rPr>
-        <w:t>Nebraska</w:t>
+        <w:t>Nebraska |</w:t>
       </w:r>
       <w:r>
         <w:rPr>
           <w:sz w:val="20"/>
           <w:szCs w:val="24"/>
         </w:rPr>
-        <w:t>|  Bachelor's degree in Computer Science</w:t>
+        <w:t xml:space="preserve"> Bachelor's degree in Computer Science</w:t>
       </w:r>
     </w:p>
     <w:p>
@@ -1519,6 +1558,7 @@
       <w:pPr>
         <w:pStyle w:val="23"/>
         <w:numPr>
+          <w:ilvl w:val="0"/>
           <w:numId w:val="0"/>
         </w:numPr>
         <w:spacing w:after="20"/>
@@ -1785,7 +1825,7 @@
     <w:lsdException w:uiPriority="99" w:name="endnote reference"/>
     <w:lsdException w:uiPriority="99" w:name="endnote text"/>
     <w:lsdException w:uiPriority="99" w:name="table of authorities"/>
-    <w:lsdException w:uiPriority="99" w:semiHidden="0" w:name="macro"/>
+    <w:lsdException w:qFormat="1" w:uiPriority="99" w:semiHidden="0" w:name="macro"/>
     <w:lsdException w:uiPriority="99" w:name="toa heading"/>
     <w:lsdException w:uiPriority="99" w:semiHidden="0" w:name="List"/>
     <w:lsdException w:uiPriority="99" w:semiHidden="0" w:name="List Bullet"/>
@@ -1798,7 +1838,7 @@
     <w:lsdException w:uiPriority="99" w:semiHidden="0" w:name="List Bullet 3"/>
     <w:lsdException w:uiPriority="99" w:name="List Bullet 4"/>
     <w:lsdException w:uiPriority="99" w:name="List Bullet 5"/>
-    <w:lsdException w:uiPriority="99" w:semiHidden="0" w:name="List Number 2"/>
+    <w:lsdException w:qFormat="1" w:uiPriority="99" w:semiHidden="0" w:name="List Number 2"/>
     <w:lsdException w:uiPriority="99" w:semiHidden="0" w:name="List Number 3"/>
     <w:lsdException w:uiPriority="99" w:name="List Number 4"/>
     <w:lsdException w:uiPriority="99" w:name="List Number 5"/>
@@ -1808,8 +1848,8 @@
     <w:lsdException w:qFormat="1" w:uiPriority="1" w:name="Default Paragraph Font"/>
     <w:lsdException w:uiPriority="99" w:semiHidden="0" w:name="Body Text"/>
     <w:lsdException w:uiPriority="99" w:name="Body Text Indent"/>
-    <w:lsdException w:uiPriority="99" w:semiHidden="0" w:name="List Continue"/>
-    <w:lsdException w:uiPriority="99" w:semiHidden="0" w:name="List Continue 2"/>
+    <w:lsdException w:qFormat="1" w:uiPriority="99" w:semiHidden="0" w:name="List Continue"/>
+    <w:lsdException w:qFormat="1" w:uiPriority="99" w:semiHidden="0" w:name="List Continue 2"/>
     <w:lsdException w:uiPriority="99" w:semiHidden="0" w:name="List Continue 3"/>
     <w:lsdException w:uiPriority="99" w:name="List Continue 4"/>
     <w:lsdException w:uiPriority="99" w:name="List Continue 5"/>
@@ -1892,7 +1932,7 @@
     <w:lsdException w:uiPriority="99" w:name="Table Theme"/>
     <w:lsdException w:qFormat="1" w:unhideWhenUsed="0" w:uiPriority="1" w:semiHidden="0" w:name="No Spacing"/>
     <w:lsdException w:unhideWhenUsed="0" w:uiPriority="60" w:semiHidden="0" w:name="Light Shading"/>
-    <w:lsdException w:unhideWhenUsed="0" w:uiPriority="61" w:semiHidden="0" w:name="Light List"/>
+    <w:lsdException w:qFormat="1" w:unhideWhenUsed="0" w:uiPriority="61" w:semiHidden="0" w:name="Light List"/>
     <w:lsdException w:unhideWhenUsed="0" w:uiPriority="62" w:semiHidden="0" w:name="Light Grid"/>
     <w:lsdException w:unhideWhenUsed="0" w:uiPriority="63" w:semiHidden="0" w:name="Medium Shading 1"/>
     <w:lsdException w:unhideWhenUsed="0" w:uiPriority="64" w:semiHidden="0" w:name="Medium Shading 2"/>
@@ -1922,7 +1962,7 @@
     <w:lsdException w:unhideWhenUsed="0" w:uiPriority="71" w:semiHidden="0" w:name="Colorful Shading Accent 1"/>
     <w:lsdException w:unhideWhenUsed="0" w:uiPriority="72" w:semiHidden="0" w:name="Colorful List Accent 1"/>
     <w:lsdException w:unhideWhenUsed="0" w:uiPriority="73" w:semiHidden="0" w:name="Colorful Grid Accent 1"/>
-    <w:lsdException w:unhideWhenUsed="0" w:uiPriority="60" w:semiHidden="0" w:name="Light Shading Accent 2"/>
+    <w:lsdException w:qFormat="1" w:unhideWhenUsed="0" w:uiPriority="60" w:semiHidden="0" w:name="Light Shading Accent 2"/>
     <w:lsdException w:unhideWhenUsed="0" w:uiPriority="61" w:semiHidden="0" w:name="Light List Accent 2"/>
     <w:lsdException w:unhideWhenUsed="0" w:uiPriority="62" w:semiHidden="0" w:name="Light Grid Accent 2"/>
     <w:lsdException w:unhideWhenUsed="0" w:uiPriority="63" w:semiHidden="0" w:name="Medium Shading 1 Accent 2"/>
@@ -1936,7 +1976,7 @@
     <w:lsdException w:unhideWhenUsed="0" w:uiPriority="71" w:semiHidden="0" w:name="Colorful Shading Accent 2"/>
     <w:lsdException w:unhideWhenUsed="0" w:uiPriority="72" w:semiHidden="0" w:name="Colorful List Accent 2"/>
     <w:lsdException w:unhideWhenUsed="0" w:uiPriority="73" w:semiHidden="0" w:name="Colorful Grid Accent 2"/>
-    <w:lsdException w:unhideWhenUsed="0" w:uiPriority="60" w:semiHidden="0" w:name="Light Shading Accent 3"/>
+    <w:lsdException w:qFormat="1" w:unhideWhenUsed="0" w:uiPriority="60" w:semiHidden="0" w:name="Light Shading Accent 3"/>
     <w:lsdException w:unhideWhenUsed="0" w:uiPriority="61" w:semiHidden="0" w:name="Light List Accent 3"/>
     <w:lsdException w:unhideWhenUsed="0" w:uiPriority="62" w:semiHidden="0" w:name="Light Grid Accent 3"/>
     <w:lsdException w:unhideWhenUsed="0" w:uiPriority="63" w:semiHidden="0" w:name="Medium Shading 1 Accent 3"/>
@@ -1978,7 +2018,7 @@
     <w:lsdException w:unhideWhenUsed="0" w:uiPriority="71" w:semiHidden="0" w:name="Colorful Shading Accent 5"/>
     <w:lsdException w:unhideWhenUsed="0" w:uiPriority="72" w:semiHidden="0" w:name="Colorful List Accent 5"/>
     <w:lsdException w:unhideWhenUsed="0" w:uiPriority="73" w:semiHidden="0" w:name="Colorful Grid Accent 5"/>
-    <w:lsdException w:unhideWhenUsed="0" w:uiPriority="60" w:semiHidden="0" w:name="Light Shading Accent 6"/>
+    <w:lsdException w:qFormat="1" w:unhideWhenUsed="0" w:uiPriority="60" w:semiHidden="0" w:name="Light Shading Accent 6"/>
     <w:lsdException w:unhideWhenUsed="0" w:uiPriority="61" w:semiHidden="0" w:name="Light List Accent 6"/>
     <w:lsdException w:unhideWhenUsed="0" w:uiPriority="62" w:semiHidden="0" w:name="Light Grid Accent 6"/>
     <w:lsdException w:unhideWhenUsed="0" w:uiPriority="63" w:semiHidden="0" w:name="Medium Shading 1 Accent 6"/>
@@ -2436,6 +2476,7 @@
     <w:name w:val="List Continue"/>
     <w:basedOn w:val="1"/>
     <w:unhideWhenUsed/>
+    <w:qFormat/>
     <w:uiPriority w:val="99"/>
     <w:pPr>
       <w:spacing w:after="120"/>
@@ -2447,6 +2488,7 @@
     <w:name w:val="List Continue 2"/>
     <w:basedOn w:val="1"/>
     <w:unhideWhenUsed/>
+    <w:qFormat/>
     <w:uiPriority w:val="99"/>
     <w:pPr>
       <w:spacing w:after="120"/>
@@ -2482,6 +2524,7 @@
     <w:name w:val="List Number 2"/>
     <w:basedOn w:val="1"/>
     <w:unhideWhenUsed/>
+    <w:qFormat/>
     <w:uiPriority w:val="99"/>
     <w:pPr>
       <w:numPr>
@@ -2508,6 +2551,7 @@
     <w:name w:val="macro"/>
     <w:link w:val="147"/>
     <w:unhideWhenUsed/>
+    <w:qFormat/>
     <w:uiPriority w:val="99"/>
     <w:pPr>
       <w:tabs>
@@ -2809,6 +2853,7 @@
   <w:style w:type="table" w:styleId="39">
     <w:name w:val="Light Shading Accent 2"/>
     <w:basedOn w:val="12"/>
+    <w:qFormat/>
     <w:uiPriority w:val="60"/>
     <w:pPr>
       <w:spacing w:after="0" w:line="240" w:lineRule="auto"/>
@@ -2908,6 +2953,7 @@
   <w:style w:type="table" w:styleId="40">
     <w:name w:val="Light Shading Accent 3"/>
     <w:basedOn w:val="12"/>
+    <w:qFormat/>
     <w:uiPriority w:val="60"/>
     <w:pPr>
       <w:spacing w:after="0" w:line="240" w:lineRule="auto"/>
@@ -3205,6 +3251,7 @@
   <w:style w:type="table" w:styleId="43">
     <w:name w:val="Light Shading Accent 6"/>
     <w:basedOn w:val="12"/>
+    <w:qFormat/>
     <w:uiPriority w:val="60"/>
     <w:pPr>
       <w:spacing w:after="0" w:line="240" w:lineRule="auto"/>
@@ -3304,6 +3351,7 @@
   <w:style w:type="table" w:styleId="44">
     <w:name w:val="Light List"/>
     <w:basedOn w:val="12"/>
+    <w:qFormat/>
     <w:uiPriority w:val="61"/>
     <w:pPr>
       <w:spacing w:after="0" w:line="240" w:lineRule="auto"/>
